--- a/the-livingroom-at-summerhill-guest-estate/docs/quote.docx
+++ b/the-livingroom-at-summerhill-guest-estate/docs/quote.docx
@@ -15,7 +15,7 @@
           <w:sz w:val="36"/>
           <w:szCs w:val="36"/>
         </w:rPr>
-        <w:t xml:space="preserve">Quote — The LivingRoom at Summerhill Guest Estate</w:t>
+        <w:t xml:space="preserve">Quote â€” The LivingRoom at Summerhill Guest Estate</w:t>
       </w:r>
     </w:p>
     <w:p>
@@ -30,7 +30,7 @@
           <w:sz w:val="18"/>
           <w:szCs w:val="18"/>
         </w:rPr>
-        <w:t xml:space="preserve">DRAFT — internal, for Jaime's review · generated 2026-07-31 · prices valid 30 days from issue once sent</w:t>
+        <w:t xml:space="preserve">DRAFT â€” internal, for Jaime's review Â· generated 2026-07-31 Â· prices valid 30 days from issue once sent</w:t>
       </w:r>
     </w:p>
     <w:p>
@@ -42,7 +42,7 @@
           <w:sz w:val="21"/>
           <w:szCs w:val="21"/>
         </w:rPr>
-        <w:t xml:space="preserve">Client: The LivingRoom at Summerhill Guest Estate · Fine dining restaurant, Summerhill Guest Estate, Durban area (Cowies Hill) Contact channel on file: Instagram DM @thelivingroomatsummerhill (no verified phone number)</w:t>
+        <w:t xml:space="preserve">Client: The LivingRoom at Summerhill Guest Estate Â· Fine dining restaurant, Summerhill Guest Estate, Durban area (Cowies Hill) Contact channel on file: Instagram DM @thelivingroomatsummerhill (no verified phone number)</w:t>
       </w:r>
     </w:p>
     <w:p>
@@ -127,7 +127,7 @@
           <w:sz w:val="21"/>
           <w:szCs w:val="21"/>
         </w:rPr>
-        <w:t xml:space="preserve">A working FAQ-style chat widget answering the 5 questions a guest actually asks (location, format, hours, booking, "something else") — a placeholder for a full AI chatbot.</w:t>
+        <w:t xml:space="preserve">A working FAQ-style chat widget answering the 5 questions a guest actually asks (location, format, hours, booking, "something else") â€” a placeholder for a full AI chatbot.</w:t>
       </w:r>
     </w:p>
     <w:p>
@@ -176,7 +176,7 @@
           <w:sz w:val="21"/>
           <w:szCs w:val="21"/>
         </w:rPr>
-        <w:t xml:space="preserve">5 real, hand-vetted photos of the estate and its plating (sourced from press coverage and the estate's own site, not stock) — one rejected shot (an off-brand modern interior) was screened out.</w:t>
+        <w:t xml:space="preserve">5 real, hand-vetted photos of the estate and its plating (sourced from press coverage and the estate's own site, not stock) â€” one rejected shot (an off-brand modern interior) was screened out.</w:t>
       </w:r>
     </w:p>
     <w:p>
@@ -193,7 +193,7 @@
           <w:sz w:val="21"/>
           <w:szCs w:val="21"/>
         </w:rPr>
-        <w:t xml:space="preserve">An embedded Google Map + "Navigate" link, and your live 5.0★ / 37-review Google rating surfaced prominently in the hero and a dedicated Reviews section.</w:t>
+        <w:t xml:space="preserve">An embedded Google Map + "Navigate" link, and your live 5.0â˜… / 37-review Google rating surfaced prominently in the hero and a dedicated Reviews section.</w:t>
       </w:r>
     </w:p>
     <w:p>
@@ -222,7 +222,7 @@
           <w:sz w:val="21"/>
           <w:szCs w:val="21"/>
         </w:rPr>
-        <w:t xml:space="preserve">This is a demo, not yet deployed — it currently carries a "noindex" tag and a visible draft banner until you sign off.</w:t>
+        <w:t xml:space="preserve">This is a demo, not yet deployed â€” it currently carries a "noindex" tag and a visible draft banner until you sign off.</w:t>
       </w:r>
     </w:p>
     <w:p>
@@ -238,7 +238,7 @@
           <w:sz w:val="26"/>
           <w:szCs w:val="26"/>
         </w:rPr>
-        <w:t xml:space="preserve">Recommended path — The Structure (R32,000 once-off)</w:t>
+        <w:t xml:space="preserve">Two ways to start — pick the one that fits</w:t>
       </w:r>
     </w:p>
     <w:p>
@@ -250,23 +250,79 @@
           <w:sz w:val="21"/>
           <w:szCs w:val="21"/>
         </w:rPr>
-        <w:t xml:space="preserve">We're recommending </w:t>
-      </w:r>
-      <w:r>
-        <w:rPr>
-          <w:b/>
-          <w:bCs/>
-          <w:sz w:val="21"/>
-          <w:szCs w:val="21"/>
-        </w:rPr>
-        <w:t xml:space="preserve">The Structure</w:t>
-      </w:r>
-      <w:r>
-        <w:rPr>
-          <w:sz w:val="21"/>
-          <w:szCs w:val="21"/>
-        </w:rPr>
-        <w:t xml:space="preserve"> rather than the entry-level Foundation, because fine dining is one of the cases where the entry package's basics genuinely aren't enough:</w:t>
+        <w:t xml:space="preserve">Most owners we meet don't need to decide </w:t>
+      </w:r>
+      <w:r>
+        <w:rPr>
+          <w:i/>
+          <w:iCs/>
+          <w:sz w:val="21"/>
+          <w:szCs w:val="21"/>
+        </w:rPr>
+        <w:t xml:space="preserve">whether</w:t>
+      </w:r>
+      <w:r>
+        <w:rPr>
+          <w:sz w:val="21"/>
+          <w:szCs w:val="21"/>
+        </w:rPr>
+        <w:t xml:space="preserve"> to have a dedicated restaurant presence — just </w:t>
+      </w:r>
+      <w:r>
+        <w:rPr>
+          <w:i/>
+          <w:iCs/>
+          <w:sz w:val="21"/>
+          <w:szCs w:val="21"/>
+        </w:rPr>
+        <w:t xml:space="preserve">which</w:t>
+      </w:r>
+      <w:r>
+        <w:rPr>
+          <w:sz w:val="21"/>
+          <w:szCs w:val="21"/>
+        </w:rPr>
+        <w:t xml:space="preserve"> version to start with. Both options below are the demo you've already seen; they differ in depth, not quality.</w:t>
+      </w:r>
+    </w:p>
+    <w:p>
+      <w:pPr>
+        <w:pStyle w:val="Heading3"/>
+        <w:spacing w:after="60" w:before="160"/>
+      </w:pPr>
+      <w:r>
+        <w:rPr>
+          <w:b/>
+          <w:bCs/>
+          <w:color w:val="1C1A17"/>
+          <w:sz w:val="22"/>
+          <w:szCs w:val="22"/>
+        </w:rPr>
+        <w:t xml:space="preserve">Option A — The Foundation · R16,500 once-off</w:t>
+      </w:r>
+    </w:p>
+    <w:p>
+      <w:pPr>
+        <w:spacing w:after="100"/>
+      </w:pPr>
+      <w:r>
+        <w:rPr>
+          <w:sz w:val="21"/>
+          <w:szCs w:val="21"/>
+        </w:rPr>
+        <w:t xml:space="preserve">The demo as seen — the LivingRoom's own dedicated presence alongside the estate site: the experience, menu/tasting format, gallery, reservations enquiry (Instagram DM today; a proper reservations path when a number/booking tool is confirmed), Maps, the food Journal, on-page SEO, hosting + domain + deployment, 2 revisions.</w:t>
+      </w:r>
+    </w:p>
+    <w:p>
+      <w:pPr>
+        <w:spacing w:after="100"/>
+      </w:pPr>
+      <w:r>
+        <w:rPr>
+          <w:sz w:val="21"/>
+          <w:szCs w:val="21"/>
+        </w:rPr>
+        <w:t xml:space="preserve">Add-ons that fit (optional, any time):</w:t>
       </w:r>
     </w:p>
     <w:p>
@@ -285,14 +341,14 @@
           <w:sz w:val="21"/>
           <w:szCs w:val="21"/>
         </w:rPr>
-        <w:t xml:space="preserve">No booking exists today.</w:t>
-      </w:r>
-      <w:r>
-        <w:rPr>
-          <w:sz w:val="21"/>
-          <w:szCs w:val="21"/>
-        </w:rPr>
-        <w:t xml:space="preserve"> Instagram DM is the only channel — Foundation doesn't include a real booking flow; Structure does.</w:t>
+        <w:t xml:space="preserve">Booking/calendar integration — R3,600</w:t>
+      </w:r>
+      <w:r>
+        <w:rPr>
+          <w:sz w:val="21"/>
+          <w:szCs w:val="21"/>
+        </w:rPr>
+        <w:t xml:space="preserve"> — a real reservations flow instead of DM-to-book.</w:t>
       </w:r>
     </w:p>
     <w:p>
@@ -311,14 +367,14 @@
           <w:sz w:val="21"/>
           <w:szCs w:val="21"/>
         </w:rPr>
-        <w:t xml:space="preserve">The menu is not static.</w:t>
-      </w:r>
-      <w:r>
-        <w:rPr>
-          <w:sz w:val="21"/>
-          <w:szCs w:val="21"/>
-        </w:rPr>
-        <w:t xml:space="preserve"> A tasting format that changes seasonally needs a self-update journal and proper menu/experience pages, not a fixed brochure page.</w:t>
+        <w:t xml:space="preserve">Specials / seasonal-menu hero banner — R1,400</w:t>
+      </w:r>
+      <w:r>
+        <w:rPr>
+          <w:sz w:val="21"/>
+          <w:szCs w:val="21"/>
+        </w:rPr>
+        <w:t xml:space="preserve"> — winter menus, wine evenings, Sunday lunch promotions on the landing page.</w:t>
       </w:r>
     </w:p>
     <w:p>
@@ -337,14 +393,30 @@
           <w:sz w:val="21"/>
           <w:szCs w:val="21"/>
         </w:rPr>
-        <w:t xml:space="preserve">The estate has a gallery/testimonial problem to solve properly</w:t>
-      </w:r>
-      <w:r>
-        <w:rPr>
-          <w:sz w:val="21"/>
-          <w:szCs w:val="21"/>
-        </w:rPr>
-        <w:t xml:space="preserve">, not just decoratively — Structure includes a real gallery and testimonials layer plus analytics, which matters here because any spend has to be justified internally to the estate family, and a manager championing this build will want numbers to point to.</w:t>
+        <w:t xml:space="preserve">Photography/video shoot — TBC</w:t>
+      </w:r>
+      <w:r>
+        <w:rPr>
+          <w:sz w:val="21"/>
+          <w:szCs w:val="21"/>
+        </w:rPr>
+        <w:t xml:space="preserve"> — plating and the estate ARE the product.</w:t>
+      </w:r>
+    </w:p>
+    <w:p>
+      <w:pPr>
+        <w:pStyle w:val="Heading3"/>
+        <w:spacing w:after="60" w:before="160"/>
+      </w:pPr>
+      <w:r>
+        <w:rPr>
+          <w:b/>
+          <w:bCs/>
+          <w:color w:val="1C1A17"/>
+          <w:sz w:val="22"/>
+          <w:szCs w:val="22"/>
+        </w:rPr>
+        <w:t xml:space="preserve">Option B — The Structure · R32,000 once-off</w:t>
       </w:r>
     </w:p>
     <w:p>
@@ -356,23 +428,19 @@
           <w:sz w:val="21"/>
           <w:szCs w:val="21"/>
         </w:rPr>
-        <w:t xml:space="preserve">The Structure includes: ≤10 pages, the self-update journal, a booking form with lead routing, gallery/testimonials, full on-page SEO, analytics + conversion tracking, 3 revisions and training.</w:t>
-      </w:r>
-    </w:p>
-    <w:p>
-      <w:pPr>
-        <w:pStyle w:val="Heading2"/>
-        <w:spacing w:after="100" w:before="240"/>
-      </w:pPr>
-      <w:r>
-        <w:rPr>
-          <w:b/>
-          <w:bCs/>
-          <w:color w:val="0E3F3A"/>
-          <w:sz w:val="26"/>
-          <w:szCs w:val="26"/>
-        </w:rPr>
-        <w:t xml:space="preserve">Worth adding</w:t>
+        <w:t xml:space="preserve">Up to 10 pages with a real reservations form + enquiry routing, menu/experience/events pages, gallery + reviews, full on-page SEO + indexing, analytics + conversion tracking, 3 revisions + training — the build that turns "best fine dining Durban" searches into seated tables.</w:t>
+      </w:r>
+    </w:p>
+    <w:p>
+      <w:pPr>
+        <w:spacing w:after="100"/>
+      </w:pPr>
+      <w:r>
+        <w:rPr>
+          <w:sz w:val="21"/>
+          <w:szCs w:val="21"/>
+        </w:rPr>
+        <w:t xml:space="preserve">Add-ons that fit (optional, any time):</w:t>
       </w:r>
     </w:p>
     <w:p>
@@ -393,13 +461,6 @@
         </w:rPr>
         <w:t xml:space="preserve">Booking/calendar integration — R3,600.</w:t>
       </w:r>
-      <w:r>
-        <w:rPr>
-          <w:sz w:val="21"/>
-          <w:szCs w:val="21"/>
-        </w:rPr>
-        <w:t xml:space="preserve"> Turns "DM us" into an actual reservation flow guests can complete without leaving the site.</w:t>
-      </w:r>
     </w:p>
     <w:p>
       <w:pPr>
@@ -417,14 +478,14 @@
           <w:sz w:val="21"/>
           <w:szCs w:val="21"/>
         </w:rPr>
-        <w:t xml:space="preserve">AI website chatbot — R9,500 setup + R950 pm.</w:t>
-      </w:r>
-      <w:r>
-        <w:rPr>
-          <w:sz w:val="21"/>
-          <w:szCs w:val="21"/>
-        </w:rPr>
-        <w:t xml:space="preserve"> The demo's FAQ widget is static; with no phone line at all, a real AI chatbot is the fastest way to answer late-night "are you open, can I book" questions without a call centre.</w:t>
+        <w:t xml:space="preserve">AI website chatbot — R9,500 setup + R950 pm</w:t>
+      </w:r>
+      <w:r>
+        <w:rPr>
+          <w:sz w:val="21"/>
+          <w:szCs w:val="21"/>
+        </w:rPr>
+        <w:t xml:space="preserve"> — answers reservation and dietary questions after hours.</w:t>
       </w:r>
     </w:p>
     <w:p>
@@ -443,14 +504,108 @@
           <w:sz w:val="21"/>
           <w:szCs w:val="21"/>
         </w:rPr>
-        <w:t xml:space="preserve">Copywriting — R850/page (5 pages for R3,500).</w:t>
-      </w:r>
-      <w:r>
-        <w:rPr>
-          <w:sz w:val="21"/>
-          <w:szCs w:val="21"/>
-        </w:rPr>
-        <w:t xml:space="preserve"> The Journal's 6 articles are placeholders in Arkatype's voice; fine dining audiences read before they book, so real chef/estate-voiced copy pays for itself here.</w:t>
+        <w:t xml:space="preserve">SEO Launch R4,500 once + Visibility+GEO R8,500 pm</w:t>
+      </w:r>
+      <w:r>
+        <w:rPr>
+          <w:sz w:val="21"/>
+          <w:szCs w:val="21"/>
+        </w:rPr>
+        <w:t xml:space="preserve"> — "fine dining near Durban" is exactly the query AI tools now answer.</w:t>
+      </w:r>
+    </w:p>
+    <w:p>
+      <w:pPr>
+        <w:spacing w:after="100"/>
+      </w:pPr>
+      <w:r>
+        <w:rPr>
+          <w:sz w:val="21"/>
+          <w:szCs w:val="21"/>
+        </w:rPr>
+        <w:t xml:space="preserve">Both options include a care plan from </w:t>
+      </w:r>
+      <w:r>
+        <w:rPr>
+          <w:b/>
+          <w:bCs/>
+          <w:sz w:val="21"/>
+          <w:szCs w:val="21"/>
+        </w:rPr>
+        <w:t xml:space="preserve">Professional R1,200 pm</w:t>
+      </w:r>
+      <w:r>
+        <w:rPr>
+          <w:sz w:val="21"/>
+          <w:szCs w:val="21"/>
+        </w:rPr>
+        <w:t xml:space="preserve"> recommended (menus change; includes 2 h changes/month + performance report) — Essential R450 pm is the minimum. Everything can move from A to B later — nothing is thrown away.</w:t>
+      </w:r>
+    </w:p>
+    <w:p>
+      <w:pPr>
+        <w:spacing w:after="100"/>
+      </w:pPr>
+      <w:r>
+        <w:rPr>
+          <w:i/>
+          <w:iCs/>
+          <w:sz w:val="21"/>
+          <w:szCs w:val="21"/>
+        </w:rPr>
+        <w:t xml:space="preserve">Sales note (internal): The estate has a site; this is a DEDICATED restaurant presence — never pitch it as "you have no website." Champion = the manager; give her a forwardable one-pager. A is the credible start she can get approved; B is the case once reservations are measurable.</w:t>
+      </w:r>
+    </w:p>
+    <w:p>
+      <w:pPr>
+        <w:pBdr>
+          <w:bottom w:val="single" w:color="CCCCCC" w:sz="4"/>
+        </w:pBdr>
+        <w:spacing w:after="120"/>
+      </w:pPr>
+    </w:p>
+    <w:p>
+      <w:pPr>
+        <w:pStyle w:val="Heading2"/>
+        <w:spacing w:after="100" w:before="240"/>
+      </w:pPr>
+      <w:r>
+        <w:rPr>
+          <w:b/>
+          <w:bCs/>
+          <w:color w:val="0E3F3A"/>
+          <w:sz w:val="26"/>
+          <w:szCs w:val="26"/>
+        </w:rPr>
+        <w:t xml:space="preserve">Our recommendation between the two â€” The Structure (R32,000 once-off)</w:t>
+      </w:r>
+    </w:p>
+    <w:p>
+      <w:pPr>
+        <w:spacing w:after="100"/>
+      </w:pPr>
+      <w:r>
+        <w:rPr>
+          <w:sz w:val="21"/>
+          <w:szCs w:val="21"/>
+        </w:rPr>
+        <w:t xml:space="preserve">We're recommending </w:t>
+      </w:r>
+      <w:r>
+        <w:rPr>
+          <w:b/>
+          <w:bCs/>
+          <w:sz w:val="21"/>
+          <w:szCs w:val="21"/>
+        </w:rPr>
+        <w:t xml:space="preserve">The Structure</w:t>
+      </w:r>
+      <w:r>
+        <w:rPr>
+          <w:sz w:val="21"/>
+          <w:szCs w:val="21"/>
+        </w:rPr>
+        <w:t xml:space="preserve"> rather than the entry-level Foundation, because fine dining is one of the cases where the entry package's basics genuinely aren't enough:</w:t>
       </w:r>
     </w:p>
     <w:p>
@@ -469,30 +624,14 @@
           <w:sz w:val="21"/>
           <w:szCs w:val="21"/>
         </w:rPr>
-        <w:t xml:space="preserve">Photography/video shoot — TBC.</w:t>
-      </w:r>
-      <w:r>
-        <w:rPr>
-          <w:sz w:val="21"/>
-          <w:szCs w:val="21"/>
-        </w:rPr>
-        <w:t xml:space="preserve"> Our 5 demo photos are borrowed from press and the estate's own site, not commissioned. A proper shoot of the current menu and room is the natural next step for a fine-dining brand — scope and price this separately with the estate once we know what they'll allow on-site.</w:t>
-      </w:r>
-    </w:p>
-    <w:p>
-      <w:pPr>
-        <w:pStyle w:val="Heading2"/>
-        <w:spacing w:after="100" w:before="240"/>
-      </w:pPr>
-      <w:r>
-        <w:rPr>
-          <w:b/>
-          <w:bCs/>
-          <w:color w:val="0E3F3A"/>
-          <w:sz w:val="26"/>
-          <w:szCs w:val="26"/>
-        </w:rPr>
-        <w:t xml:space="preserve">Keeping it alive</w:t>
+        <w:t xml:space="preserve">No booking exists today.</w:t>
+      </w:r>
+      <w:r>
+        <w:rPr>
+          <w:sz w:val="21"/>
+          <w:szCs w:val="21"/>
+        </w:rPr>
+        <w:t xml:space="preserve"> Instagram DM is the only channel â€” Foundation doesn't include a real booking flow; Structure does.</w:t>
       </w:r>
     </w:p>
     <w:p>
@@ -511,14 +650,14 @@
           <w:sz w:val="21"/>
           <w:szCs w:val="21"/>
         </w:rPr>
-        <w:t xml:space="preserve">Care plan: Professional (R1,200 pm)</w:t>
-      </w:r>
-      <w:r>
-        <w:rPr>
-          <w:sz w:val="21"/>
-          <w:szCs w:val="21"/>
-        </w:rPr>
-        <w:t xml:space="preserve">, not Essential — the tasting menu changes seasonally, which means the site needs regular content updates, not just uptime monitoring.</w:t>
+        <w:t xml:space="preserve">The menu is not static.</w:t>
+      </w:r>
+      <w:r>
+        <w:rPr>
+          <w:sz w:val="21"/>
+          <w:szCs w:val="21"/>
+        </w:rPr>
+        <w:t xml:space="preserve"> A tasting format that changes seasonally needs a self-update journal and proper menu/experience pages, not a fixed brochure page.</w:t>
       </w:r>
     </w:p>
     <w:p>
@@ -537,6 +676,206 @@
           <w:sz w:val="21"/>
           <w:szCs w:val="21"/>
         </w:rPr>
+        <w:t xml:space="preserve">The estate has a gallery/testimonial problem to solve properly</w:t>
+      </w:r>
+      <w:r>
+        <w:rPr>
+          <w:sz w:val="21"/>
+          <w:szCs w:val="21"/>
+        </w:rPr>
+        <w:t xml:space="preserve">, not just decoratively â€” Structure includes a real gallery and testimonials layer plus analytics, which matters here because any spend has to be justified internally to the estate family, and a manager championing this build will want numbers to point to.</w:t>
+      </w:r>
+    </w:p>
+    <w:p>
+      <w:pPr>
+        <w:spacing w:after="100"/>
+      </w:pPr>
+      <w:r>
+        <w:rPr>
+          <w:sz w:val="21"/>
+          <w:szCs w:val="21"/>
+        </w:rPr>
+        <w:t xml:space="preserve">The Structure includes: â‰¤10 pages, the self-update journal, a booking form with lead routing, gallery/testimonials, full on-page SEO, analytics + conversion tracking, 3 revisions and training.</w:t>
+      </w:r>
+    </w:p>
+    <w:p>
+      <w:pPr>
+        <w:pStyle w:val="Heading2"/>
+        <w:spacing w:after="100" w:before="240"/>
+      </w:pPr>
+      <w:r>
+        <w:rPr>
+          <w:b/>
+          <w:bCs/>
+          <w:color w:val="0E3F3A"/>
+          <w:sz w:val="26"/>
+          <w:szCs w:val="26"/>
+        </w:rPr>
+        <w:t xml:space="preserve">Worth adding</w:t>
+      </w:r>
+    </w:p>
+    <w:p>
+      <w:pPr>
+        <w:pStyle w:val="ListParagraph"/>
+        <w:numPr>
+          <w:ilvl w:val="0"/>
+          <w:numId w:val="2"/>
+        </w:numPr>
+        <w:spacing w:after="40"/>
+      </w:pPr>
+      <w:r>
+        <w:rPr>
+          <w:b/>
+          <w:bCs/>
+          <w:sz w:val="21"/>
+          <w:szCs w:val="21"/>
+        </w:rPr>
+        <w:t xml:space="preserve">Booking/calendar integration â€” R3,600.</w:t>
+      </w:r>
+      <w:r>
+        <w:rPr>
+          <w:sz w:val="21"/>
+          <w:szCs w:val="21"/>
+        </w:rPr>
+        <w:t xml:space="preserve"> Turns "DM us" into an actual reservation flow guests can complete without leaving the site.</w:t>
+      </w:r>
+    </w:p>
+    <w:p>
+      <w:pPr>
+        <w:pStyle w:val="ListParagraph"/>
+        <w:numPr>
+          <w:ilvl w:val="0"/>
+          <w:numId w:val="2"/>
+        </w:numPr>
+        <w:spacing w:after="40"/>
+      </w:pPr>
+      <w:r>
+        <w:rPr>
+          <w:b/>
+          <w:bCs/>
+          <w:sz w:val="21"/>
+          <w:szCs w:val="21"/>
+        </w:rPr>
+        <w:t xml:space="preserve">AI website chatbot â€” R9,500 setup + R950 pm.</w:t>
+      </w:r>
+      <w:r>
+        <w:rPr>
+          <w:sz w:val="21"/>
+          <w:szCs w:val="21"/>
+        </w:rPr>
+        <w:t xml:space="preserve"> The demo's FAQ widget is static; with no phone line at all, a real AI chatbot is the fastest way to answer late-night "are you open, can I book" questions without a call centre.</w:t>
+      </w:r>
+    </w:p>
+    <w:p>
+      <w:pPr>
+        <w:pStyle w:val="ListParagraph"/>
+        <w:numPr>
+          <w:ilvl w:val="0"/>
+          <w:numId w:val="2"/>
+        </w:numPr>
+        <w:spacing w:after="40"/>
+      </w:pPr>
+      <w:r>
+        <w:rPr>
+          <w:b/>
+          <w:bCs/>
+          <w:sz w:val="21"/>
+          <w:szCs w:val="21"/>
+        </w:rPr>
+        <w:t xml:space="preserve">Copywriting â€” R850/page (5 pages for R3,500).</w:t>
+      </w:r>
+      <w:r>
+        <w:rPr>
+          <w:sz w:val="21"/>
+          <w:szCs w:val="21"/>
+        </w:rPr>
+        <w:t xml:space="preserve"> The Journal's 6 articles are placeholders in Arkatype's voice; fine dining audiences read before they book, so real chef/estate-voiced copy pays for itself here.</w:t>
+      </w:r>
+    </w:p>
+    <w:p>
+      <w:pPr>
+        <w:pStyle w:val="ListParagraph"/>
+        <w:numPr>
+          <w:ilvl w:val="0"/>
+          <w:numId w:val="2"/>
+        </w:numPr>
+        <w:spacing w:after="40"/>
+      </w:pPr>
+      <w:r>
+        <w:rPr>
+          <w:b/>
+          <w:bCs/>
+          <w:sz w:val="21"/>
+          <w:szCs w:val="21"/>
+        </w:rPr>
+        <w:t xml:space="preserve">Photography/video shoot â€” TBC.</w:t>
+      </w:r>
+      <w:r>
+        <w:rPr>
+          <w:sz w:val="21"/>
+          <w:szCs w:val="21"/>
+        </w:rPr>
+        <w:t xml:space="preserve"> Our 5 demo photos are borrowed from press and the estate's own site, not commissioned. A proper shoot of the current menu and room is the natural next step for a fine-dining brand â€” scope and price this separately with the estate once we know what they'll allow on-site.</w:t>
+      </w:r>
+    </w:p>
+    <w:p>
+      <w:pPr>
+        <w:pStyle w:val="Heading2"/>
+        <w:spacing w:after="100" w:before="240"/>
+      </w:pPr>
+      <w:r>
+        <w:rPr>
+          <w:b/>
+          <w:bCs/>
+          <w:color w:val="0E3F3A"/>
+          <w:sz w:val="26"/>
+          <w:szCs w:val="26"/>
+        </w:rPr>
+        <w:t xml:space="preserve">Keeping it alive</w:t>
+      </w:r>
+    </w:p>
+    <w:p>
+      <w:pPr>
+        <w:pStyle w:val="ListParagraph"/>
+        <w:numPr>
+          <w:ilvl w:val="0"/>
+          <w:numId w:val="2"/>
+        </w:numPr>
+        <w:spacing w:after="40"/>
+      </w:pPr>
+      <w:r>
+        <w:rPr>
+          <w:b/>
+          <w:bCs/>
+          <w:sz w:val="21"/>
+          <w:szCs w:val="21"/>
+        </w:rPr>
+        <w:t xml:space="preserve">Care plan: Professional (R1,200 pm)</w:t>
+      </w:r>
+      <w:r>
+        <w:rPr>
+          <w:sz w:val="21"/>
+          <w:szCs w:val="21"/>
+        </w:rPr>
+        <w:t xml:space="preserve">, not Essential â€” the tasting menu changes seasonally, which means the site needs regular content updates, not just uptime monitoring.</w:t>
+      </w:r>
+    </w:p>
+    <w:p>
+      <w:pPr>
+        <w:pStyle w:val="ListParagraph"/>
+        <w:numPr>
+          <w:ilvl w:val="0"/>
+          <w:numId w:val="2"/>
+        </w:numPr>
+        <w:spacing w:after="40"/>
+      </w:pPr>
+      <w:r>
+        <w:rPr>
+          <w:b/>
+          <w:bCs/>
+          <w:sz w:val="21"/>
+          <w:szCs w:val="21"/>
+        </w:rPr>
         <w:t xml:space="preserve">SEO: Visibility+GEO (R8,500 pm)</w:t>
       </w:r>
       <w:r>
@@ -544,7 +883,7 @@
           <w:sz w:val="21"/>
           <w:szCs w:val="21"/>
         </w:rPr>
-        <w:t xml:space="preserve"> — a genuine argument here, not an upsell reflex. Durban has real, rankable fine-dining competition (The Chefs' Table, 9th Avenue Marina) and "best fine dining Durban" is exactly the kind of query AI search assistants are now answering directly — a dedicated, optimised restaurant site is what gets cited; a shared estate subpage isn't.</w:t>
+        <w:t xml:space="preserve"> â€” a genuine argument here, not an upsell reflex. Durban has real, rankable fine-dining competition (The Chefs' Table, 9th Avenue Marina) and "best fine dining Durban" is exactly the kind of query AI search assistants are now answering directly â€” a dedicated, optimised restaurant site is what gets cited; a shared estate subpage isn't.</w:t>
       </w:r>
     </w:p>
     <w:p>
@@ -961,7 +1300,7 @@
                 <w:sz w:val="20"/>
                 <w:szCs w:val="20"/>
               </w:rPr>
-              <w:t xml:space="preserve">TBC — scoped separately</w:t>
+              <w:t xml:space="preserve">TBC â€” scoped separately</w:t>
             </w:r>
           </w:p>
         </w:tc>
@@ -1070,7 +1409,7 @@
                 <w:sz w:val="20"/>
                 <w:szCs w:val="20"/>
               </w:rPr>
-              <w:t xml:space="preserve">Care plan — Professional</w:t>
+              <w:t xml:space="preserve">Care plan â€” Professional</w:t>
             </w:r>
           </w:p>
         </w:tc>
@@ -1180,7 +1519,7 @@
                 <w:sz w:val="20"/>
                 <w:szCs w:val="20"/>
               </w:rPr>
-              <w:t xml:space="preserve">SEO — Visibility+GEO</w:t>
+              <w:t xml:space="preserve">SEO â€” Visibility+GEO</w:t>
             </w:r>
           </w:p>
         </w:tc>
@@ -1289,7 +1628,7 @@
           <w:sz w:val="21"/>
           <w:szCs w:val="21"/>
         </w:rPr>
-        <w:t xml:space="preserve"> The Foundation (R16,500) + Essential care (R450 pm) — gets a live, mobile-friendly, WhatsApp/Maps/SEO-basics site up quickly, deferring the booking flow, chatbot upgrade and SEO campaign for later.</w:t>
+        <w:t xml:space="preserve"> The Foundation (R16,500) + Essential care (R450 pm) â€” gets a live, mobile-friendly, WhatsApp/Maps/SEO-basics site up quickly, deferring the booking flow, chatbot upgrade and SEO campaign for later.</w:t>
       </w:r>
     </w:p>
     <w:p>
